--- a/downloads/documents/05 Materials/Unit 07/Slides/Slides 07.08 - Know Your Customer and Price It.docx
+++ b/downloads/documents/05 Materials/Unit 07/Slides/Slides 07.08 - Know Your Customer and Price It.docx
@@ -581,7 +581,7 @@
         <w:pStyle w:val="Compact"/>
       </w:pPr>
       <w:r>
-        <w:t xml:space="preserve">If the interview is in Turkish, Portuguese, or Spanish, write it in that language</w:t>
+        <w:t xml:space="preserve">If the interview is in Spanish, write it in that language</w:t>
       </w:r>
       <w:r>
         <w:t xml:space="preserve"> </w:t>

--- a/downloads/documents/05 Materials/Unit 07/Slides/Slides 07.08 - Know Your Customer and Price It.docx
+++ b/downloads/documents/05 Materials/Unit 07/Slides/Slides 07.08 - Know Your Customer and Price It.docx
@@ -399,7 +399,7 @@
         <w:pStyle w:val="Compact"/>
       </w:pPr>
       <w:r>
-        <w:t xml:space="preserve">Strong: a parent picking up a child at 3:15 who has 20 minutes and $6.00 and right now buys a bag of chips at the deli</w:t>
+        <w:t xml:space="preserve">Strong: a parent picking up a child at 3:15. They have 20 minutes and $6.00. Right now they buy a bag of chips at the deli</w:t>
       </w:r>
       <w:r>
         <w:t xml:space="preserve"> </w:t>
@@ -581,7 +581,7 @@
         <w:pStyle w:val="Compact"/>
       </w:pPr>
       <w:r>
-        <w:t xml:space="preserve">If the interview is in Spanish, write it in that language</w:t>
+        <w:t xml:space="preserve">If the interview is in Spanish, write it in Spanish</w:t>
       </w:r>
       <w:r>
         <w:t xml:space="preserve"> </w:t>
@@ -742,7 +742,7 @@
         <w:rPr>
           <w:b/>
         </w:rPr>
-        <w:t xml:space="preserve">Be annoying about it. Include the tape</w:t>
+        <w:t xml:space="preserve">Count even the small stuff. Include the tape</w:t>
       </w:r>
       <w:r>
         <w:t xml:space="preserve"> </w:t>
@@ -1389,6 +1389,18 @@
         <w:pStyle w:val="Compact"/>
       </w:pPr>
       <w:r>
+        <w:t xml:space="preserve">A projection is your best honest guess, with a reason</w:t>
+      </w:r>
+    </w:p>
+    <w:p>
+      <w:pPr>
+        <w:numPr>
+          <w:ilvl w:val="0"/>
+          <w:numId w:val="1013"/>
+        </w:numPr>
+        <w:pStyle w:val="Compact"/>
+      </w:pPr>
+      <w:r>
         <w:t xml:space="preserve">Units sold in a month, times margin, minus fixed cost, equals the month’s profit</w:t>
       </w:r>
     </w:p>
@@ -1492,7 +1504,7 @@
         <w:pStyle w:val="Compact"/>
       </w:pPr>
       <w:r>
-        <w:t xml:space="preserve">They check the arithmetic and ask one question:</w:t>
+        <w:t xml:space="preserve">They check the math and ask one question:</w:t>
       </w:r>
       <w:r>
         <w:t xml:space="preserve"> </w:t>
